--- a/HRCP-KKU-Academic/src/main/resources/templates/docx/doc_1.docx
+++ b/HRCP-KKU-Academic/src/main/resources/templates/docx/doc_1.docx
@@ -689,36 +689,6 @@
       </w:r>
       <w:r>
         <w:rPr>
-          <w:rFonts w:ascii="TH Sarabun New" w:eastAsia="Times New Roman" w:hAnsi="TH Sarabun New" w:cs="TH Sarabun New"/>
-          <w:color w:val="000000" w:themeColor="text1"/>
-          <w:sz w:val="32"/>
-          <w:szCs w:val="32"/>
-          <w:lang w:eastAsia="en-GB"/>
-        </w:rPr>
-        <w:t xml:space="preserve"> [</w:t>
-      </w:r>
-      <w:r>
-        <w:rPr>
-          <w:rFonts w:ascii="TH Sarabun New" w:eastAsia="Times New Roman" w:hAnsi="TH Sarabun New" w:cs="TH Sarabun New"/>
-          <w:color w:val="000000" w:themeColor="text1"/>
-          <w:sz w:val="32"/>
-          <w:szCs w:val="32"/>
-          <w:lang w:val="en-US" w:eastAsia="en-GB"/>
-        </w:rPr>
-        <w:t>{{chk1}}]</w:t>
-      </w:r>
-      <w:r>
-        <w:rPr>
-          <w:rFonts w:ascii="TH Sarabun New" w:eastAsia="Times New Roman" w:hAnsi="TH Sarabun New" w:cs="TH Sarabun New"/>
-          <w:color w:val="000000" w:themeColor="text1"/>
-          <w:sz w:val="32"/>
-          <w:szCs w:val="32"/>
-          <w:lang w:val="en-US" w:eastAsia="en-GB"/>
-        </w:rPr>
-        <w:t xml:space="preserve"> </w:t>
-      </w:r>
-      <w:r>
-        <w:rPr>
           <w:rFonts w:ascii="TH Sarabun New" w:eastAsia="Times New Roman" w:hAnsi="TH Sarabun New" w:cs="TH Sarabun New" w:hint="cs"/>
           <w:color w:val="000000" w:themeColor="text1"/>
           <w:sz w:val="32"/>
@@ -726,38 +696,7 @@
           <w:cs/>
           <w:lang w:val="en-US" w:eastAsia="en-GB"/>
         </w:rPr>
-        <w:t xml:space="preserve">ผู้ช่วยศาสตราจารย์ </w:t>
-      </w:r>
-      <w:r>
-        <w:rPr>
-          <w:rFonts w:ascii="TH Sarabun New" w:eastAsia="Times New Roman" w:hAnsi="TH Sarabun New" w:cs="TH Sarabun New"/>
-          <w:color w:val="000000" w:themeColor="text1"/>
-          <w:sz w:val="32"/>
-          <w:szCs w:val="32"/>
-          <w:lang w:val="en-US" w:eastAsia="en-GB"/>
-        </w:rPr>
-        <w:t>[{{chk2}}]</w:t>
-      </w:r>
-      <w:r>
-        <w:rPr>
-          <w:rFonts w:ascii="TH Sarabun New" w:eastAsia="Times New Roman" w:hAnsi="TH Sarabun New" w:cs="TH Sarabun New"/>
-          <w:color w:val="000000" w:themeColor="text1"/>
-          <w:sz w:val="32"/>
-          <w:szCs w:val="32"/>
-          <w:lang w:val="en-US" w:eastAsia="en-GB"/>
-        </w:rPr>
-        <w:t xml:space="preserve"> </w:t>
-      </w:r>
-      <w:r>
-        <w:rPr>
-          <w:rFonts w:ascii="TH Sarabun New" w:eastAsia="Times New Roman" w:hAnsi="TH Sarabun New" w:cs="TH Sarabun New" w:hint="cs"/>
-          <w:color w:val="000000" w:themeColor="text1"/>
-          <w:sz w:val="32"/>
-          <w:szCs w:val="32"/>
-          <w:cs/>
-          <w:lang w:val="en-US" w:eastAsia="en-GB"/>
-        </w:rPr>
-        <w:t>รองศาสตราจารย์ พร้อมนี้ได้แนบเอกสารประกอบการขอประเมินผลการสอน จำนวน  3 ชุด ดังนี้</w:t>
+        <w:t xml:space="preserve"> {{requested_rank}} พร้อมนี้ได้แนบเอกสารประกอบการขอประเมินผลการสอน จำนวน  3 ชุด ดังนี้</w:t>
       </w:r>
     </w:p>
     <w:p>
@@ -1592,59 +1531,6 @@
         </w:rPr>
         <w:t xml:space="preserve">       ผู้ขอประเมินผลการสอน</w:t>
       </w:r>
-    </w:p>
-    <w:p>
-      <w:pPr>
-        <w:jc w:val="center"/>
-        <w:rPr>
-          <w:rFonts w:ascii="TH Sarabun New" w:eastAsia="Times New Roman" w:hAnsi="TH Sarabun New" w:cs="TH Sarabun New"/>
-          <w:color w:val="000000" w:themeColor="text1"/>
-          <w:sz w:val="32"/>
-          <w:szCs w:val="32"/>
-          <w:lang w:eastAsia="en-GB"/>
-        </w:rPr>
-      </w:pPr>
-    </w:p>
-    <w:p>
-      <w:pPr>
-        <w:spacing w:after="240"/>
-        <w:ind w:left="283" w:right="283"/>
-        <w:jc w:val="center"/>
-        <w:rPr>
-          <w:rFonts w:ascii="TH Sarabun New" w:eastAsia="Times New Roman" w:hAnsi="TH Sarabun New" w:cs="TH Sarabun New"/>
-          <w:color w:val="000000" w:themeColor="text1"/>
-          <w:sz w:val="32"/>
-          <w:szCs w:val="32"/>
-          <w:lang w:eastAsia="en-GB"/>
-        </w:rPr>
-      </w:pPr>
-    </w:p>
-    <w:p>
-      <w:pPr>
-        <w:spacing w:after="240"/>
-        <w:ind w:left="283" w:right="283"/>
-        <w:jc w:val="center"/>
-        <w:rPr>
-          <w:rFonts w:ascii="TH Sarabun New" w:eastAsia="Times New Roman" w:hAnsi="TH Sarabun New" w:cs="TH Sarabun New"/>
-          <w:color w:val="000000" w:themeColor="text1"/>
-          <w:sz w:val="32"/>
-          <w:szCs w:val="32"/>
-          <w:lang w:eastAsia="en-GB"/>
-        </w:rPr>
-      </w:pPr>
-    </w:p>
-    <w:p>
-      <w:pPr>
-        <w:spacing w:after="240"/>
-        <w:ind w:left="283" w:right="283"/>
-        <w:rPr>
-          <w:rFonts w:ascii="TH Sarabun New" w:eastAsia="Times New Roman" w:hAnsi="TH Sarabun New" w:cs="TH Sarabun New"/>
-          <w:color w:val="000000" w:themeColor="text1"/>
-          <w:sz w:val="32"/>
-          <w:szCs w:val="32"/>
-          <w:lang w:eastAsia="en-GB"/>
-        </w:rPr>
-      </w:pPr>
     </w:p>
     <w:sectPr>
       <w:pgSz w:w="11906" w:h="16838"/>
